--- a/data/revised_2026-10_full/outputs/v2/Essential_Mathematics/SS2.1_Similarity_and_Enlargement/Essential_Mathematics_Similarity_and_Enlargement_FinalExplanation.docx
+++ b/data/revised_2026-10_full/outputs/v2/Essential_Mathematics/SS2.1_Similarity_and_Enlargement/Essential_Mathematics_Similarity_and_Enlargement_FinalExplanation.docx
@@ -2531,7 +2531,7 @@
         </w:rPr>
         <w:t xml:space="preserve">© 2026 SeaVuria and ARES. This work is licensed under a </w:t>
       </w:r>
-      <w:hyperlink w:history="1" r:id="rIdblcdyinbjexqq96iuh8tx">
+      <w:hyperlink w:history="1" r:id="rIdr7qzhexx__e4nuoxemghg">
         <w:r>
           <w:rPr>
             <w:rFonts w:ascii="Arial" w:cs="Arial" w:eastAsia="Arial" w:hAnsi="Arial"/>
@@ -2551,7 +2551,7 @@
         </w:rPr>
         <w:t xml:space="preserve"> (</w:t>
       </w:r>
-      <w:hyperlink w:history="1" r:id="rIdmmogchvppmlvm6k8tlfk7">
+      <w:hyperlink w:history="1" r:id="rIdsqfbg5dw9hscxmlsbevmh">
         <w:r>
           <w:rPr>
             <w:rFonts w:ascii="Arial" w:cs="Arial" w:eastAsia="Arial" w:hAnsi="Arial"/>
@@ -2571,7 +2571,7 @@
         </w:rPr>
         <w:t xml:space="preserve">). To view a copy of this license, visit </w:t>
       </w:r>
-      <w:hyperlink w:history="1" r:id="rIdvlcvkfnpcu_ldpi1ujkxo">
+      <w:hyperlink w:history="1" r:id="rId4syxvnmdwsio6zbihe-i2">
         <w:r>
           <w:rPr>
             <w:rFonts w:ascii="Arial" w:cs="Arial" w:eastAsia="Arial" w:hAnsi="Arial"/>
